--- a/docs/manuals/02_ETIS_Engineering_Studio_Installation_and_Administration_Guide.docx
+++ b/docs/manuals/02_ETIS_Engineering_Studio_Installation_and_Administration_Guide.docx
@@ -20,6 +20,10 @@
         <w:pStyle w:val="Title"/>
       </w:pPr>
       <w:r>
+        <w:rPr>
+          <w:color w:val="000000"/>
+          <w:u w:val="none"/>
+        </w:rPr>
         <w:t>Installation &amp; Administration Guide</w:t>
       </w:r>
     </w:p>
@@ -29,6 +33,11 @@
       </w:pPr>
       <w:r>
         <w:t>Greenfield installation, production configuration, deployment, validation, administration, upgrade, and decommissioning</w:t>
+      </w:r>
+    </w:p>
+    <w:p>
+      <w:r>
+        <w:t>v0.18.0 manual edition. Software release candidate; publication follows deployment acceptance.</w:t>
       </w:r>
     </w:p>
     <w:tbl>
@@ -41,6 +50,10 @@
         <w:gridCol w:w="5083"/>
       </w:tblGrid>
       <w:tr>
+        <w:trPr>
+          <w:tblHeader/>
+          <w:cantSplit/>
+        </w:trPr>
         <w:tc>
           <w:tcPr>
             <w:tcW w:type="dxa" w:w="5083"/>
@@ -53,6 +66,9 @@
             </w:tcMar>
           </w:tcPr>
           <w:p>
+            <w:pPr>
+              <w:keepNext w:val="0"/>
+            </w:pPr>
             <w:r>
               <w:rPr>
                 <w:b/>
@@ -72,6 +88,9 @@
             </w:tcMar>
           </w:tcPr>
           <w:p>
+            <w:pPr>
+              <w:keepNext w:val="0"/>
+            </w:pPr>
             <w:r>
               <w:t>Deployment administrators, course owners, engineering maintainers, institutional IT and security staff</w:t>
             </w:r>
@@ -79,6 +98,9 @@
         </w:tc>
       </w:tr>
       <w:tr>
+        <w:trPr>
+          <w:cantSplit/>
+        </w:trPr>
         <w:tc>
           <w:tcPr>
             <w:tcW w:type="dxa" w:w="5083"/>
@@ -91,6 +113,9 @@
             </w:tcMar>
           </w:tcPr>
           <w:p>
+            <w:pPr>
+              <w:keepNext w:val="0"/>
+            </w:pPr>
             <w:r>
               <w:rPr>
                 <w:b/>
@@ -110,6 +135,9 @@
             </w:tcMar>
           </w:tcPr>
           <w:p>
+            <w:pPr>
+              <w:keepNext w:val="0"/>
+            </w:pPr>
             <w:r>
               <w:t>Enable a new administrator to install ETIS Engineering Studio safely from source through accepted Azure production operation, without relying on undocumented tribal knowledge.</w:t>
             </w:r>
@@ -117,6 +145,9 @@
         </w:tc>
       </w:tr>
       <w:tr>
+        <w:trPr>
+          <w:cantSplit/>
+        </w:trPr>
         <w:tc>
           <w:tcPr>
             <w:tcW w:type="dxa" w:w="5083"/>
@@ -129,6 +160,9 @@
             </w:tcMar>
           </w:tcPr>
           <w:p>
+            <w:pPr>
+              <w:keepNext w:val="0"/>
+            </w:pPr>
             <w:r>
               <w:rPr>
                 <w:b/>
@@ -148,6 +182,9 @@
             </w:tcMar>
           </w:tcPr>
           <w:p>
+            <w:pPr>
+              <w:keepNext w:val="0"/>
+            </w:pPr>
             <w:r>
               <w:t>COMP 330/474 Software Engineering • Fall 2026</w:t>
             </w:r>
@@ -155,6 +192,9 @@
         </w:tc>
       </w:tr>
       <w:tr>
+        <w:trPr>
+          <w:cantSplit/>
+        </w:trPr>
         <w:tc>
           <w:tcPr>
             <w:tcW w:type="dxa" w:w="5083"/>
@@ -167,6 +207,9 @@
             </w:tcMar>
           </w:tcPr>
           <w:p>
+            <w:pPr>
+              <w:keepNext w:val="0"/>
+            </w:pPr>
             <w:r>
               <w:rPr>
                 <w:b/>
@@ -186,6 +229,9 @@
             </w:tcMar>
           </w:tcPr>
           <w:p>
+            <w:pPr>
+              <w:keepNext w:val="0"/>
+            </w:pPr>
             <w:r>
               <w:t>https://simulator.etisframework.org</w:t>
             </w:r>
@@ -193,6 +239,9 @@
         </w:tc>
       </w:tr>
       <w:tr>
+        <w:trPr>
+          <w:cantSplit/>
+        </w:trPr>
         <w:tc>
           <w:tcPr>
             <w:tcW w:type="dxa" w:w="5083"/>
@@ -205,6 +254,9 @@
             </w:tcMar>
           </w:tcPr>
           <w:p>
+            <w:pPr>
+              <w:keepNext w:val="0"/>
+            </w:pPr>
             <w:r>
               <w:rPr>
                 <w:b/>
@@ -224,8 +276,11 @@
             </w:tcMar>
           </w:tcPr>
           <w:p>
+            <w:pPr>
+              <w:keepNext w:val="0"/>
+            </w:pPr>
             <w:r>
-              <w:t>Production Baseline — August 2026 • August 23, 2026</w:t>
+              <w:t>v0.18.0 • October 2, 2026</w:t>
             </w:r>
           </w:p>
         </w:tc>
@@ -241,6 +296,10 @@
         <w:gridCol w:w="10166"/>
       </w:tblGrid>
       <w:tr>
+        <w:trPr>
+          <w:tblHeader/>
+          <w:cantSplit/>
+        </w:trPr>
         <w:tc>
           <w:tcPr>
             <w:tcW w:type="dxa" w:w="10166"/>
@@ -253,6 +312,9 @@
             </w:tcMar>
           </w:tcPr>
           <w:p>
+            <w:pPr>
+              <w:keepNext w:val="0"/>
+            </w:pPr>
             <w:r>
               <w:rPr>
                 <w:b/>
@@ -523,6 +585,10 @@
         <w:gridCol w:w="10166"/>
       </w:tblGrid>
       <w:tr>
+        <w:trPr>
+          <w:tblHeader/>
+          <w:cantSplit/>
+        </w:trPr>
         <w:tc>
           <w:tcPr>
             <w:tcW w:type="dxa" w:w="10166"/>
@@ -535,6 +601,9 @@
             </w:tcMar>
           </w:tcPr>
           <w:p>
+            <w:pPr>
+              <w:keepNext w:val="0"/>
+            </w:pPr>
             <w:r>
               <w:rPr>
                 <w:b/>
@@ -708,6 +777,7 @@
     </w:p>
     <w:p>
       <w:pPr>
+        <w:keepNext/>
         <w:jc w:val="center"/>
       </w:pPr>
       <w:r>
@@ -748,10 +818,15 @@
     <w:p>
       <w:pPr>
         <w:pStyle w:val="ETISCaption"/>
+        <w:keepNext w:val="0"/>
+        <w:keepLines/>
         <w:jc w:val="center"/>
       </w:pPr>
       <w:r>
         <w:t>Figure 1. Canonical production delivery path. Deployment remains branch → PR → CI → merge → protected Deploy Azure workflow → post-deployment acceptance.</w:t>
+      </w:r>
+      <w:r>
+        <w:t xml:space="preserve"> Historical reference figure; current text governs.</w:t>
       </w:r>
     </w:p>
     <w:p>
@@ -786,6 +861,7 @@
         <w:trPr>
           <w:tblHeader w:val="true"/>
           <w:cantSplit/>
+          <w:tblHeader/>
         </w:trPr>
         <w:tc>
           <w:tcPr>
@@ -799,6 +875,9 @@
             </w:tcMar>
           </w:tcPr>
           <w:p>
+            <w:pPr>
+              <w:keepNext w:val="0"/>
+            </w:pPr>
             <w:r>
               <w:rPr>
                 <w:b/>
@@ -821,6 +900,9 @@
             </w:tcMar>
           </w:tcPr>
           <w:p>
+            <w:pPr>
+              <w:keepNext w:val="0"/>
+            </w:pPr>
             <w:r>
               <w:rPr>
                 <w:b/>
@@ -843,6 +925,9 @@
             </w:tcMar>
           </w:tcPr>
           <w:p>
+            <w:pPr>
+              <w:keepNext w:val="0"/>
+            </w:pPr>
             <w:r>
               <w:rPr>
                 <w:b/>
@@ -869,6 +954,9 @@
             </w:tcMar>
           </w:tcPr>
           <w:p>
+            <w:pPr>
+              <w:keepNext w:val="0"/>
+            </w:pPr>
             <w:r>
               <w:rPr>
                 <w:sz w:val="18"/>
@@ -888,6 +976,9 @@
             </w:tcMar>
           </w:tcPr>
           <w:p>
+            <w:pPr>
+              <w:keepNext w:val="0"/>
+            </w:pPr>
             <w:r>
               <w:rPr>
                 <w:sz w:val="18"/>
@@ -907,6 +998,9 @@
             </w:tcMar>
           </w:tcPr>
           <w:p>
+            <w:pPr>
+              <w:keepNext w:val="0"/>
+            </w:pPr>
             <w:r>
               <w:rPr>
                 <w:sz w:val="18"/>
@@ -931,6 +1025,9 @@
             </w:tcMar>
           </w:tcPr>
           <w:p>
+            <w:pPr>
+              <w:keepNext w:val="0"/>
+            </w:pPr>
             <w:r>
               <w:rPr>
                 <w:sz w:val="18"/>
@@ -950,6 +1047,9 @@
             </w:tcMar>
           </w:tcPr>
           <w:p>
+            <w:pPr>
+              <w:keepNext w:val="0"/>
+            </w:pPr>
             <w:r>
               <w:rPr>
                 <w:sz w:val="18"/>
@@ -969,6 +1069,9 @@
             </w:tcMar>
           </w:tcPr>
           <w:p>
+            <w:pPr>
+              <w:keepNext w:val="0"/>
+            </w:pPr>
             <w:r>
               <w:rPr>
                 <w:sz w:val="18"/>
@@ -993,6 +1096,9 @@
             </w:tcMar>
           </w:tcPr>
           <w:p>
+            <w:pPr>
+              <w:keepNext w:val="0"/>
+            </w:pPr>
             <w:r>
               <w:rPr>
                 <w:sz w:val="18"/>
@@ -1012,6 +1118,9 @@
             </w:tcMar>
           </w:tcPr>
           <w:p>
+            <w:pPr>
+              <w:keepNext w:val="0"/>
+            </w:pPr>
             <w:r>
               <w:rPr>
                 <w:sz w:val="18"/>
@@ -1031,6 +1140,9 @@
             </w:tcMar>
           </w:tcPr>
           <w:p>
+            <w:pPr>
+              <w:keepNext w:val="0"/>
+            </w:pPr>
             <w:r>
               <w:rPr>
                 <w:sz w:val="18"/>
@@ -1055,6 +1167,9 @@
             </w:tcMar>
           </w:tcPr>
           <w:p>
+            <w:pPr>
+              <w:keepNext w:val="0"/>
+            </w:pPr>
             <w:r>
               <w:rPr>
                 <w:sz w:val="18"/>
@@ -1074,6 +1189,9 @@
             </w:tcMar>
           </w:tcPr>
           <w:p>
+            <w:pPr>
+              <w:keepNext w:val="0"/>
+            </w:pPr>
             <w:r>
               <w:rPr>
                 <w:sz w:val="18"/>
@@ -1093,6 +1211,9 @@
             </w:tcMar>
           </w:tcPr>
           <w:p>
+            <w:pPr>
+              <w:keepNext w:val="0"/>
+            </w:pPr>
             <w:r>
               <w:rPr>
                 <w:sz w:val="18"/>
@@ -1117,6 +1238,9 @@
             </w:tcMar>
           </w:tcPr>
           <w:p>
+            <w:pPr>
+              <w:keepNext w:val="0"/>
+            </w:pPr>
             <w:r>
               <w:rPr>
                 <w:sz w:val="18"/>
@@ -1136,6 +1260,9 @@
             </w:tcMar>
           </w:tcPr>
           <w:p>
+            <w:pPr>
+              <w:keepNext w:val="0"/>
+            </w:pPr>
             <w:r>
               <w:rPr>
                 <w:sz w:val="18"/>
@@ -1155,6 +1282,9 @@
             </w:tcMar>
           </w:tcPr>
           <w:p>
+            <w:pPr>
+              <w:keepNext w:val="0"/>
+            </w:pPr>
             <w:r>
               <w:rPr>
                 <w:sz w:val="18"/>
@@ -1179,6 +1309,10 @@
         <w:gridCol w:w="10166"/>
       </w:tblGrid>
       <w:tr>
+        <w:trPr>
+          <w:tblHeader/>
+          <w:cantSplit/>
+        </w:trPr>
         <w:tc>
           <w:tcPr>
             <w:tcW w:type="dxa" w:w="10166"/>
@@ -1191,6 +1325,9 @@
             </w:tcMar>
           </w:tcPr>
           <w:p>
+            <w:pPr>
+              <w:keepNext w:val="0"/>
+            </w:pPr>
             <w:r>
               <w:rPr>
                 <w:b/>
@@ -1235,6 +1372,7 @@
         <w:trPr>
           <w:tblHeader w:val="true"/>
           <w:cantSplit/>
+          <w:tblHeader/>
         </w:trPr>
         <w:tc>
           <w:tcPr>
@@ -1248,6 +1386,9 @@
             </w:tcMar>
           </w:tcPr>
           <w:p>
+            <w:pPr>
+              <w:keepNext w:val="0"/>
+            </w:pPr>
             <w:r>
               <w:rPr>
                 <w:b/>
@@ -1270,6 +1411,9 @@
             </w:tcMar>
           </w:tcPr>
           <w:p>
+            <w:pPr>
+              <w:keepNext w:val="0"/>
+            </w:pPr>
             <w:r>
               <w:rPr>
                 <w:b/>
@@ -1296,6 +1440,9 @@
             </w:tcMar>
           </w:tcPr>
           <w:p>
+            <w:pPr>
+              <w:keepNext w:val="0"/>
+            </w:pPr>
             <w:r>
               <w:rPr>
                 <w:sz w:val="18"/>
@@ -1315,6 +1462,9 @@
             </w:tcMar>
           </w:tcPr>
           <w:p>
+            <w:pPr>
+              <w:keepNext w:val="0"/>
+            </w:pPr>
             <w:r>
               <w:rPr>
                 <w:sz w:val="18"/>
@@ -1339,6 +1489,9 @@
             </w:tcMar>
           </w:tcPr>
           <w:p>
+            <w:pPr>
+              <w:keepNext w:val="0"/>
+            </w:pPr>
             <w:r>
               <w:rPr>
                 <w:sz w:val="18"/>
@@ -1358,6 +1511,9 @@
             </w:tcMar>
           </w:tcPr>
           <w:p>
+            <w:pPr>
+              <w:keepNext w:val="0"/>
+            </w:pPr>
             <w:r>
               <w:rPr>
                 <w:sz w:val="18"/>
@@ -1382,6 +1538,9 @@
             </w:tcMar>
           </w:tcPr>
           <w:p>
+            <w:pPr>
+              <w:keepNext w:val="0"/>
+            </w:pPr>
             <w:r>
               <w:rPr>
                 <w:sz w:val="18"/>
@@ -1401,6 +1560,9 @@
             </w:tcMar>
           </w:tcPr>
           <w:p>
+            <w:pPr>
+              <w:keepNext w:val="0"/>
+            </w:pPr>
             <w:r>
               <w:rPr>
                 <w:sz w:val="18"/>
@@ -1425,6 +1587,9 @@
             </w:tcMar>
           </w:tcPr>
           <w:p>
+            <w:pPr>
+              <w:keepNext w:val="0"/>
+            </w:pPr>
             <w:r>
               <w:rPr>
                 <w:sz w:val="18"/>
@@ -1444,6 +1609,9 @@
             </w:tcMar>
           </w:tcPr>
           <w:p>
+            <w:pPr>
+              <w:keepNext w:val="0"/>
+            </w:pPr>
             <w:r>
               <w:rPr>
                 <w:sz w:val="18"/>
@@ -1468,6 +1636,9 @@
             </w:tcMar>
           </w:tcPr>
           <w:p>
+            <w:pPr>
+              <w:keepNext w:val="0"/>
+            </w:pPr>
             <w:r>
               <w:rPr>
                 <w:sz w:val="18"/>
@@ -1487,6 +1658,9 @@
             </w:tcMar>
           </w:tcPr>
           <w:p>
+            <w:pPr>
+              <w:keepNext w:val="0"/>
+            </w:pPr>
             <w:r>
               <w:rPr>
                 <w:sz w:val="18"/>
@@ -1511,6 +1685,9 @@
             </w:tcMar>
           </w:tcPr>
           <w:p>
+            <w:pPr>
+              <w:keepNext w:val="0"/>
+            </w:pPr>
             <w:r>
               <w:rPr>
                 <w:sz w:val="18"/>
@@ -1530,6 +1707,9 @@
             </w:tcMar>
           </w:tcPr>
           <w:p>
+            <w:pPr>
+              <w:keepNext w:val="0"/>
+            </w:pPr>
             <w:r>
               <w:rPr>
                 <w:sz w:val="18"/>
@@ -1554,6 +1734,9 @@
             </w:tcMar>
           </w:tcPr>
           <w:p>
+            <w:pPr>
+              <w:keepNext w:val="0"/>
+            </w:pPr>
             <w:r>
               <w:rPr>
                 <w:sz w:val="18"/>
@@ -1573,6 +1756,9 @@
             </w:tcMar>
           </w:tcPr>
           <w:p>
+            <w:pPr>
+              <w:keepNext w:val="0"/>
+            </w:pPr>
             <w:r>
               <w:rPr>
                 <w:sz w:val="18"/>
@@ -1597,6 +1783,9 @@
             </w:tcMar>
           </w:tcPr>
           <w:p>
+            <w:pPr>
+              <w:keepNext w:val="0"/>
+            </w:pPr>
             <w:r>
               <w:rPr>
                 <w:sz w:val="18"/>
@@ -1616,6 +1805,9 @@
             </w:tcMar>
           </w:tcPr>
           <w:p>
+            <w:pPr>
+              <w:keepNext w:val="0"/>
+            </w:pPr>
             <w:r>
               <w:rPr>
                 <w:sz w:val="18"/>
@@ -1692,7 +1884,7 @@
         <w:pStyle w:val="ETISCode"/>
       </w:pPr>
       <w:r>
-        <w:t>pip install -r apps/api/requirements.txt</w:t>
+        <w:t>python -m pip install -r requirements-dev.txt</w:t>
       </w:r>
     </w:p>
     <w:tbl>
@@ -1704,6 +1896,10 @@
         <w:gridCol w:w="10166"/>
       </w:tblGrid>
       <w:tr>
+        <w:trPr>
+          <w:tblHeader/>
+          <w:cantSplit/>
+        </w:trPr>
         <w:tc>
           <w:tcPr>
             <w:tcW w:type="dxa" w:w="10166"/>
@@ -1716,6 +1912,9 @@
             </w:tcMar>
           </w:tcPr>
           <w:p>
+            <w:pPr>
+              <w:keepNext w:val="0"/>
+            </w:pPr>
             <w:r>
               <w:rPr>
                 <w:b/>
@@ -1750,7 +1949,7 @@
         <w:pStyle w:val="ETISCode"/>
       </w:pPr>
       <w:r>
-        <w:t>pytest -q</w:t>
+        <w:t>python -m pytest -q</w:t>
       </w:r>
     </w:p>
     <w:p>
@@ -1802,6 +2001,34 @@
     </w:p>
     <w:p>
       <w:pPr>
+        <w:pStyle w:val="Heading2"/>
+      </w:pPr>
+      <w:r>
+        <w:t>Release installation and validation</w:t>
+      </w:r>
+    </w:p>
+    <w:p>
+      <w:r>
+        <w:t>The v0.18.0 source version is defined in apps/api/app/version.py. FastAPI/OpenAPI and /health use that value. Source version, merged Git SHA, immutable image/revision, deployment success and production acceptance are separate evidence. The August GO records and v0.17 analytical history keep their original dates and versions.</w:t>
+      </w:r>
+    </w:p>
+    <w:p>
+      <w:r>
+        <w:t>Production defaults remain legacy reasoning and legacy planning. Shadow validator/planner/selector/realizer evaluation remains internal and does not replace student-visible authority. This release introduces no PR5 authority transfer, database migration or course-model change.</w:t>
+      </w:r>
+    </w:p>
+    <w:p>
+      <w:r>
+        <w:t>Install development/test dependencies with python -m pip install -r requirements-dev.txt. The development pytest pin is 9.0.3; production PyJWT is pinned to 2.15.1. Review open advisories against the current manifest graph rather than assuming a local install clears GitHub alerts.</w:t>
+      </w:r>
+    </w:p>
+    <w:p>
+      <w:r>
+        <w:t>Run python -m pytest -q, node tests/review_journey_wargame.cjs and node tests/dialog_keyboard_wargame.cjs. The optional real-browser keyboard runner requires Playwright and Chromium; Bicep, PostgreSQL and production-container proofs run in CI when local prerequisites are absent.</w:t>
+      </w:r>
+    </w:p>
+    <w:p>
+      <w:pPr>
         <w:pStyle w:val="Heading1"/>
       </w:pPr>
       <w:r>
@@ -1828,6 +2055,7 @@
         <w:trPr>
           <w:tblHeader w:val="true"/>
           <w:cantSplit/>
+          <w:tblHeader/>
         </w:trPr>
         <w:tc>
           <w:tcPr>
@@ -1841,6 +2069,9 @@
             </w:tcMar>
           </w:tcPr>
           <w:p>
+            <w:pPr>
+              <w:keepNext w:val="0"/>
+            </w:pPr>
             <w:r>
               <w:rPr>
                 <w:b/>
@@ -1863,6 +2094,9 @@
             </w:tcMar>
           </w:tcPr>
           <w:p>
+            <w:pPr>
+              <w:keepNext w:val="0"/>
+            </w:pPr>
             <w:r>
               <w:rPr>
                 <w:b/>
@@ -1889,6 +2123,9 @@
             </w:tcMar>
           </w:tcPr>
           <w:p>
+            <w:pPr>
+              <w:keepNext w:val="0"/>
+            </w:pPr>
             <w:r>
               <w:rPr>
                 <w:sz w:val="18"/>
@@ -1908,11 +2145,14 @@
             </w:tcMar>
           </w:tcPr>
           <w:p>
+            <w:pPr>
+              <w:keepNext w:val="0"/>
+            </w:pPr>
             <w:r>
               <w:rPr>
                 <w:sz w:val="18"/>
               </w:rPr>
-              <w:t>Use the explicit intended production tenant UUID; do not use a generic multi-tenant organizations authority for the accepted deployment.</w:t>
+              <w:t>Use ENTRA_AUTHORITY=organizations for Microsoft authentication; Studio separately verifies ENTRA_ALLOWED_TENANT_ID, domain and immutable (tid, oid). Authentication authority does not grant admission.</w:t>
             </w:r>
           </w:p>
         </w:tc>
@@ -1932,6 +2172,9 @@
             </w:tcMar>
           </w:tcPr>
           <w:p>
+            <w:pPr>
+              <w:keepNext w:val="0"/>
+            </w:pPr>
             <w:r>
               <w:rPr>
                 <w:sz w:val="18"/>
@@ -1951,6 +2194,9 @@
             </w:tcMar>
           </w:tcPr>
           <w:p>
+            <w:pPr>
+              <w:keepNext w:val="0"/>
+            </w:pPr>
             <w:r>
               <w:rPr>
                 <w:sz w:val="18"/>
@@ -1975,6 +2221,9 @@
             </w:tcMar>
           </w:tcPr>
           <w:p>
+            <w:pPr>
+              <w:keepNext w:val="0"/>
+            </w:pPr>
             <w:r>
               <w:rPr>
                 <w:sz w:val="18"/>
@@ -1994,6 +2243,9 @@
             </w:tcMar>
           </w:tcPr>
           <w:p>
+            <w:pPr>
+              <w:keepNext w:val="0"/>
+            </w:pPr>
             <w:r>
               <w:rPr>
                 <w:sz w:val="18"/>
@@ -2018,6 +2270,9 @@
             </w:tcMar>
           </w:tcPr>
           <w:p>
+            <w:pPr>
+              <w:keepNext w:val="0"/>
+            </w:pPr>
             <w:r>
               <w:rPr>
                 <w:sz w:val="18"/>
@@ -2037,6 +2292,9 @@
             </w:tcMar>
           </w:tcPr>
           <w:p>
+            <w:pPr>
+              <w:keepNext w:val="0"/>
+            </w:pPr>
             <w:r>
               <w:rPr>
                 <w:sz w:val="18"/>
@@ -2061,6 +2319,9 @@
             </w:tcMar>
           </w:tcPr>
           <w:p>
+            <w:pPr>
+              <w:keepNext w:val="0"/>
+            </w:pPr>
             <w:r>
               <w:rPr>
                 <w:sz w:val="18"/>
@@ -2080,6 +2341,9 @@
             </w:tcMar>
           </w:tcPr>
           <w:p>
+            <w:pPr>
+              <w:keepNext w:val="0"/>
+            </w:pPr>
             <w:r>
               <w:rPr>
                 <w:sz w:val="18"/>
@@ -2104,6 +2368,9 @@
             </w:tcMar>
           </w:tcPr>
           <w:p>
+            <w:pPr>
+              <w:keepNext w:val="0"/>
+            </w:pPr>
             <w:r>
               <w:rPr>
                 <w:sz w:val="18"/>
@@ -2123,6 +2390,9 @@
             </w:tcMar>
           </w:tcPr>
           <w:p>
+            <w:pPr>
+              <w:keepNext w:val="0"/>
+            </w:pPr>
             <w:r>
               <w:rPr>
                 <w:sz w:val="18"/>
@@ -2147,6 +2417,9 @@
             </w:tcMar>
           </w:tcPr>
           <w:p>
+            <w:pPr>
+              <w:keepNext w:val="0"/>
+            </w:pPr>
             <w:r>
               <w:rPr>
                 <w:sz w:val="18"/>
@@ -2166,6 +2439,9 @@
             </w:tcMar>
           </w:tcPr>
           <w:p>
+            <w:pPr>
+              <w:keepNext w:val="0"/>
+            </w:pPr>
             <w:r>
               <w:rPr>
                 <w:sz w:val="18"/>
@@ -2190,6 +2466,10 @@
         <w:gridCol w:w="10166"/>
       </w:tblGrid>
       <w:tr>
+        <w:trPr>
+          <w:tblHeader/>
+          <w:cantSplit/>
+        </w:trPr>
         <w:tc>
           <w:tcPr>
             <w:tcW w:type="dxa" w:w="10166"/>
@@ -2202,6 +2482,9 @@
             </w:tcMar>
           </w:tcPr>
           <w:p>
+            <w:pPr>
+              <w:keepNext w:val="0"/>
+            </w:pPr>
             <w:r>
               <w:rPr>
                 <w:b/>
@@ -2251,6 +2534,7 @@
         <w:trPr>
           <w:tblHeader w:val="true"/>
           <w:cantSplit/>
+          <w:tblHeader/>
         </w:trPr>
         <w:tc>
           <w:tcPr>
@@ -2264,6 +2548,9 @@
             </w:tcMar>
           </w:tcPr>
           <w:p>
+            <w:pPr>
+              <w:keepNext w:val="0"/>
+            </w:pPr>
             <w:r>
               <w:rPr>
                 <w:b/>
@@ -2286,6 +2573,9 @@
             </w:tcMar>
           </w:tcPr>
           <w:p>
+            <w:pPr>
+              <w:keepNext w:val="0"/>
+            </w:pPr>
             <w:r>
               <w:rPr>
                 <w:b/>
@@ -2312,6 +2602,9 @@
             </w:tcMar>
           </w:tcPr>
           <w:p>
+            <w:pPr>
+              <w:keepNext w:val="0"/>
+            </w:pPr>
             <w:r>
               <w:rPr>
                 <w:sz w:val="18"/>
@@ -2331,6 +2624,9 @@
             </w:tcMar>
           </w:tcPr>
           <w:p>
+            <w:pPr>
+              <w:keepNext w:val="0"/>
+            </w:pPr>
             <w:r>
               <w:rPr>
                 <w:sz w:val="18"/>
@@ -2355,6 +2651,9 @@
             </w:tcMar>
           </w:tcPr>
           <w:p>
+            <w:pPr>
+              <w:keepNext w:val="0"/>
+            </w:pPr>
             <w:r>
               <w:rPr>
                 <w:sz w:val="18"/>
@@ -2374,6 +2673,9 @@
             </w:tcMar>
           </w:tcPr>
           <w:p>
+            <w:pPr>
+              <w:keepNext w:val="0"/>
+            </w:pPr>
             <w:r>
               <w:rPr>
                 <w:sz w:val="18"/>
@@ -2398,6 +2700,9 @@
             </w:tcMar>
           </w:tcPr>
           <w:p>
+            <w:pPr>
+              <w:keepNext w:val="0"/>
+            </w:pPr>
             <w:r>
               <w:rPr>
                 <w:sz w:val="18"/>
@@ -2417,6 +2722,9 @@
             </w:tcMar>
           </w:tcPr>
           <w:p>
+            <w:pPr>
+              <w:keepNext w:val="0"/>
+            </w:pPr>
             <w:r>
               <w:rPr>
                 <w:sz w:val="18"/>
@@ -2441,6 +2749,9 @@
             </w:tcMar>
           </w:tcPr>
           <w:p>
+            <w:pPr>
+              <w:keepNext w:val="0"/>
+            </w:pPr>
             <w:r>
               <w:rPr>
                 <w:sz w:val="18"/>
@@ -2460,6 +2771,9 @@
             </w:tcMar>
           </w:tcPr>
           <w:p>
+            <w:pPr>
+              <w:keepNext w:val="0"/>
+            </w:pPr>
             <w:r>
               <w:rPr>
                 <w:sz w:val="18"/>
@@ -2490,6 +2804,7 @@
     </w:p>
     <w:p>
       <w:pPr>
+        <w:keepNext/>
         <w:jc w:val="center"/>
       </w:pPr>
       <w:r>
@@ -2530,10 +2845,15 @@
     <w:p>
       <w:pPr>
         <w:pStyle w:val="ETISCaption"/>
+        <w:keepNext w:val="0"/>
+        <w:keepLines/>
         <w:jc w:val="center"/>
       </w:pPr>
       <w:r>
         <w:t>Figure 2. GitHub App general configuration. The production Setup URL returns the browser to ETIS after installation/update, and Redirect on update is enabled.</w:t>
+      </w:r>
+      <w:r>
+        <w:t xml:space="preserve"> Historical reference figure; current text governs.</w:t>
       </w:r>
     </w:p>
     <w:tbl>
@@ -2551,6 +2871,7 @@
         <w:trPr>
           <w:tblHeader w:val="true"/>
           <w:cantSplit/>
+          <w:tblHeader/>
         </w:trPr>
         <w:tc>
           <w:tcPr>
@@ -2564,6 +2885,9 @@
             </w:tcMar>
           </w:tcPr>
           <w:p>
+            <w:pPr>
+              <w:keepNext w:val="0"/>
+            </w:pPr>
             <w:r>
               <w:rPr>
                 <w:b/>
@@ -2586,6 +2910,9 @@
             </w:tcMar>
           </w:tcPr>
           <w:p>
+            <w:pPr>
+              <w:keepNext w:val="0"/>
+            </w:pPr>
             <w:r>
               <w:rPr>
                 <w:b/>
@@ -2612,6 +2939,9 @@
             </w:tcMar>
           </w:tcPr>
           <w:p>
+            <w:pPr>
+              <w:keepNext w:val="0"/>
+            </w:pPr>
             <w:r>
               <w:rPr>
                 <w:sz w:val="18"/>
@@ -2631,6 +2961,9 @@
             </w:tcMar>
           </w:tcPr>
           <w:p>
+            <w:pPr>
+              <w:keepNext w:val="0"/>
+            </w:pPr>
             <w:r>
               <w:rPr>
                 <w:sz w:val="18"/>
@@ -2655,6 +2988,9 @@
             </w:tcMar>
           </w:tcPr>
           <w:p>
+            <w:pPr>
+              <w:keepNext w:val="0"/>
+            </w:pPr>
             <w:r>
               <w:rPr>
                 <w:sz w:val="18"/>
@@ -2674,6 +3010,9 @@
             </w:tcMar>
           </w:tcPr>
           <w:p>
+            <w:pPr>
+              <w:keepNext w:val="0"/>
+            </w:pPr>
             <w:r>
               <w:rPr>
                 <w:sz w:val="18"/>
@@ -2698,6 +3037,9 @@
             </w:tcMar>
           </w:tcPr>
           <w:p>
+            <w:pPr>
+              <w:keepNext w:val="0"/>
+            </w:pPr>
             <w:r>
               <w:rPr>
                 <w:sz w:val="18"/>
@@ -2717,6 +3059,9 @@
             </w:tcMar>
           </w:tcPr>
           <w:p>
+            <w:pPr>
+              <w:keepNext w:val="0"/>
+            </w:pPr>
             <w:r>
               <w:rPr>
                 <w:sz w:val="18"/>
@@ -2741,6 +3086,9 @@
             </w:tcMar>
           </w:tcPr>
           <w:p>
+            <w:pPr>
+              <w:keepNext w:val="0"/>
+            </w:pPr>
             <w:r>
               <w:rPr>
                 <w:sz w:val="18"/>
@@ -2760,6 +3108,9 @@
             </w:tcMar>
           </w:tcPr>
           <w:p>
+            <w:pPr>
+              <w:keepNext w:val="0"/>
+            </w:pPr>
             <w:r>
               <w:rPr>
                 <w:sz w:val="18"/>
@@ -2784,6 +3135,9 @@
             </w:tcMar>
           </w:tcPr>
           <w:p>
+            <w:pPr>
+              <w:keepNext w:val="0"/>
+            </w:pPr>
             <w:r>
               <w:rPr>
                 <w:sz w:val="18"/>
@@ -2803,6 +3157,9 @@
             </w:tcMar>
           </w:tcPr>
           <w:p>
+            <w:pPr>
+              <w:keepNext w:val="0"/>
+            </w:pPr>
             <w:r>
               <w:rPr>
                 <w:sz w:val="18"/>
@@ -2827,6 +3184,9 @@
             </w:tcMar>
           </w:tcPr>
           <w:p>
+            <w:pPr>
+              <w:keepNext w:val="0"/>
+            </w:pPr>
             <w:r>
               <w:rPr>
                 <w:sz w:val="18"/>
@@ -2846,6 +3206,9 @@
             </w:tcMar>
           </w:tcPr>
           <w:p>
+            <w:pPr>
+              <w:keepNext w:val="0"/>
+            </w:pPr>
             <w:r>
               <w:rPr>
                 <w:sz w:val="18"/>
@@ -2870,6 +3233,9 @@
             </w:tcMar>
           </w:tcPr>
           <w:p>
+            <w:pPr>
+              <w:keepNext w:val="0"/>
+            </w:pPr>
             <w:r>
               <w:rPr>
                 <w:sz w:val="18"/>
@@ -2889,6 +3255,9 @@
             </w:tcMar>
           </w:tcPr>
           <w:p>
+            <w:pPr>
+              <w:keepNext w:val="0"/>
+            </w:pPr>
             <w:r>
               <w:rPr>
                 <w:sz w:val="18"/>
@@ -2913,6 +3282,9 @@
             </w:tcMar>
           </w:tcPr>
           <w:p>
+            <w:pPr>
+              <w:keepNext w:val="0"/>
+            </w:pPr>
             <w:r>
               <w:rPr>
                 <w:sz w:val="18"/>
@@ -2932,6 +3304,9 @@
             </w:tcMar>
           </w:tcPr>
           <w:p>
+            <w:pPr>
+              <w:keepNext w:val="0"/>
+            </w:pPr>
             <w:r>
               <w:rPr>
                 <w:sz w:val="18"/>
@@ -2957,6 +3332,7 @@
     </w:p>
     <w:p>
       <w:pPr>
+        <w:keepNext/>
         <w:jc w:val="center"/>
       </w:pPr>
       <w:r>
@@ -2997,10 +3373,15 @@
     <w:p>
       <w:pPr>
         <w:pStyle w:val="ETISCaption"/>
+        <w:keepNext w:val="0"/>
+        <w:keepLines/>
         <w:jc w:val="center"/>
       </w:pPr>
       <w:r>
         <w:t>Figure 3. GitHub App permissions surface. Keep repository access read-only and limited to the permissions required for evidence acquisition.</w:t>
+      </w:r>
+      <w:r>
+        <w:t xml:space="preserve"> Historical reference figure; current text governs.</w:t>
       </w:r>
     </w:p>
     <w:tbl>
@@ -3018,6 +3399,7 @@
         <w:trPr>
           <w:tblHeader w:val="true"/>
           <w:cantSplit/>
+          <w:tblHeader/>
         </w:trPr>
         <w:tc>
           <w:tcPr>
@@ -3031,6 +3413,9 @@
             </w:tcMar>
           </w:tcPr>
           <w:p>
+            <w:pPr>
+              <w:keepNext w:val="0"/>
+            </w:pPr>
             <w:r>
               <w:rPr>
                 <w:b/>
@@ -3053,6 +3438,9 @@
             </w:tcMar>
           </w:tcPr>
           <w:p>
+            <w:pPr>
+              <w:keepNext w:val="0"/>
+            </w:pPr>
             <w:r>
               <w:rPr>
                 <w:b/>
@@ -3079,6 +3467,9 @@
             </w:tcMar>
           </w:tcPr>
           <w:p>
+            <w:pPr>
+              <w:keepNext w:val="0"/>
+            </w:pPr>
             <w:r>
               <w:rPr>
                 <w:sz w:val="18"/>
@@ -3098,6 +3489,9 @@
             </w:tcMar>
           </w:tcPr>
           <w:p>
+            <w:pPr>
+              <w:keepNext w:val="0"/>
+            </w:pPr>
             <w:r>
               <w:rPr>
                 <w:sz w:val="18"/>
@@ -3122,6 +3516,9 @@
             </w:tcMar>
           </w:tcPr>
           <w:p>
+            <w:pPr>
+              <w:keepNext w:val="0"/>
+            </w:pPr>
             <w:r>
               <w:rPr>
                 <w:sz w:val="18"/>
@@ -3141,6 +3538,9 @@
             </w:tcMar>
           </w:tcPr>
           <w:p>
+            <w:pPr>
+              <w:keepNext w:val="0"/>
+            </w:pPr>
             <w:r>
               <w:rPr>
                 <w:sz w:val="18"/>
@@ -3165,6 +3565,9 @@
             </w:tcMar>
           </w:tcPr>
           <w:p>
+            <w:pPr>
+              <w:keepNext w:val="0"/>
+            </w:pPr>
             <w:r>
               <w:rPr>
                 <w:sz w:val="18"/>
@@ -3184,6 +3587,9 @@
             </w:tcMar>
           </w:tcPr>
           <w:p>
+            <w:pPr>
+              <w:keepNext w:val="0"/>
+            </w:pPr>
             <w:r>
               <w:rPr>
                 <w:sz w:val="18"/>
@@ -3208,6 +3614,9 @@
             </w:tcMar>
           </w:tcPr>
           <w:p>
+            <w:pPr>
+              <w:keepNext w:val="0"/>
+            </w:pPr>
             <w:r>
               <w:rPr>
                 <w:sz w:val="18"/>
@@ -3227,6 +3636,9 @@
             </w:tcMar>
           </w:tcPr>
           <w:p>
+            <w:pPr>
+              <w:keepNext w:val="0"/>
+            </w:pPr>
             <w:r>
               <w:rPr>
                 <w:sz w:val="18"/>
@@ -3251,6 +3663,9 @@
             </w:tcMar>
           </w:tcPr>
           <w:p>
+            <w:pPr>
+              <w:keepNext w:val="0"/>
+            </w:pPr>
             <w:r>
               <w:rPr>
                 <w:sz w:val="18"/>
@@ -3270,6 +3685,9 @@
             </w:tcMar>
           </w:tcPr>
           <w:p>
+            <w:pPr>
+              <w:keepNext w:val="0"/>
+            </w:pPr>
             <w:r>
               <w:rPr>
                 <w:sz w:val="18"/>
@@ -3294,6 +3712,10 @@
         <w:gridCol w:w="10166"/>
       </w:tblGrid>
       <w:tr>
+        <w:trPr>
+          <w:tblHeader/>
+          <w:cantSplit/>
+        </w:trPr>
         <w:tc>
           <w:tcPr>
             <w:tcW w:type="dxa" w:w="10166"/>
@@ -3306,6 +3728,9 @@
             </w:tcMar>
           </w:tcPr>
           <w:p>
+            <w:pPr>
+              <w:keepNext w:val="0"/>
+            </w:pPr>
             <w:r>
               <w:rPr>
                 <w:b/>
@@ -3386,6 +3811,7 @@
     </w:p>
     <w:p>
       <w:pPr>
+        <w:keepNext/>
         <w:jc w:val="center"/>
       </w:pPr>
       <w:r>
@@ -3426,14 +3852,20 @@
     <w:p>
       <w:pPr>
         <w:pStyle w:val="ETISCaption"/>
+        <w:keepNext w:val="0"/>
+        <w:keepLines/>
         <w:jc w:val="center"/>
       </w:pPr>
       <w:r>
         <w:t>Figure 4. GitHub production environment (upper portion): deployment protection and branch restrictions plus the protected secret-name inventory. Secret values are not displayed.</w:t>
       </w:r>
+      <w:r>
+        <w:t xml:space="preserve"> Historical reference figure; current text governs.</w:t>
+      </w:r>
     </w:p>
     <w:p>
       <w:pPr>
+        <w:keepNext/>
         <w:jc w:val="center"/>
       </w:pPr>
       <w:r>
@@ -3474,10 +3906,15 @@
     <w:p>
       <w:pPr>
         <w:pStyle w:val="ETISCaption"/>
+        <w:keepNext w:val="0"/>
+        <w:keepLines/>
         <w:jc w:val="center"/>
       </w:pPr>
       <w:r>
         <w:t>Figure 5. GitHub production environment (lower portion): continuation of secret names and the non-secret production variable inventory.</w:t>
+      </w:r>
+      <w:r>
+        <w:t xml:space="preserve"> Historical reference figure; current text governs.</w:t>
       </w:r>
     </w:p>
     <w:tbl>
@@ -3489,6 +3926,10 @@
         <w:gridCol w:w="10166"/>
       </w:tblGrid>
       <w:tr>
+        <w:trPr>
+          <w:tblHeader/>
+          <w:cantSplit/>
+        </w:trPr>
         <w:tc>
           <w:tcPr>
             <w:tcW w:type="dxa" w:w="10166"/>
@@ -3501,6 +3942,9 @@
             </w:tcMar>
           </w:tcPr>
           <w:p>
+            <w:pPr>
+              <w:keepNext w:val="0"/>
+            </w:pPr>
             <w:r>
               <w:rPr>
                 <w:b/>
@@ -3545,6 +3989,7 @@
         <w:trPr>
           <w:tblHeader w:val="true"/>
           <w:cantSplit/>
+          <w:tblHeader/>
         </w:trPr>
         <w:tc>
           <w:tcPr>
@@ -3558,6 +4003,9 @@
             </w:tcMar>
           </w:tcPr>
           <w:p>
+            <w:pPr>
+              <w:keepNext w:val="0"/>
+            </w:pPr>
             <w:r>
               <w:rPr>
                 <w:b/>
@@ -3580,6 +4028,9 @@
             </w:tcMar>
           </w:tcPr>
           <w:p>
+            <w:pPr>
+              <w:keepNext w:val="0"/>
+            </w:pPr>
             <w:r>
               <w:rPr>
                 <w:b/>
@@ -3606,6 +4057,9 @@
             </w:tcMar>
           </w:tcPr>
           <w:p>
+            <w:pPr>
+              <w:keepNext w:val="0"/>
+            </w:pPr>
             <w:r>
               <w:rPr>
                 <w:sz w:val="18"/>
@@ -3625,6 +4079,9 @@
             </w:tcMar>
           </w:tcPr>
           <w:p>
+            <w:pPr>
+              <w:keepNext w:val="0"/>
+            </w:pPr>
             <w:r>
               <w:rPr>
                 <w:sz w:val="18"/>
@@ -3649,6 +4106,9 @@
             </w:tcMar>
           </w:tcPr>
           <w:p>
+            <w:pPr>
+              <w:keepNext w:val="0"/>
+            </w:pPr>
             <w:r>
               <w:rPr>
                 <w:sz w:val="18"/>
@@ -3668,6 +4128,9 @@
             </w:tcMar>
           </w:tcPr>
           <w:p>
+            <w:pPr>
+              <w:keepNext w:val="0"/>
+            </w:pPr>
             <w:r>
               <w:rPr>
                 <w:sz w:val="18"/>
@@ -3692,6 +4155,9 @@
             </w:tcMar>
           </w:tcPr>
           <w:p>
+            <w:pPr>
+              <w:keepNext w:val="0"/>
+            </w:pPr>
             <w:r>
               <w:rPr>
                 <w:sz w:val="18"/>
@@ -3711,6 +4177,9 @@
             </w:tcMar>
           </w:tcPr>
           <w:p>
+            <w:pPr>
+              <w:keepNext w:val="0"/>
+            </w:pPr>
             <w:r>
               <w:rPr>
                 <w:sz w:val="18"/>
@@ -3735,6 +4204,9 @@
             </w:tcMar>
           </w:tcPr>
           <w:p>
+            <w:pPr>
+              <w:keepNext w:val="0"/>
+            </w:pPr>
             <w:r>
               <w:rPr>
                 <w:sz w:val="18"/>
@@ -3754,6 +4226,9 @@
             </w:tcMar>
           </w:tcPr>
           <w:p>
+            <w:pPr>
+              <w:keepNext w:val="0"/>
+            </w:pPr>
             <w:r>
               <w:rPr>
                 <w:sz w:val="18"/>
@@ -3778,6 +4253,9 @@
             </w:tcMar>
           </w:tcPr>
           <w:p>
+            <w:pPr>
+              <w:keepNext w:val="0"/>
+            </w:pPr>
             <w:r>
               <w:rPr>
                 <w:sz w:val="18"/>
@@ -3797,6 +4275,9 @@
             </w:tcMar>
           </w:tcPr>
           <w:p>
+            <w:pPr>
+              <w:keepNext w:val="0"/>
+            </w:pPr>
             <w:r>
               <w:rPr>
                 <w:sz w:val="18"/>
@@ -3821,6 +4302,9 @@
             </w:tcMar>
           </w:tcPr>
           <w:p>
+            <w:pPr>
+              <w:keepNext w:val="0"/>
+            </w:pPr>
             <w:r>
               <w:rPr>
                 <w:sz w:val="18"/>
@@ -3840,6 +4324,9 @@
             </w:tcMar>
           </w:tcPr>
           <w:p>
+            <w:pPr>
+              <w:keepNext w:val="0"/>
+            </w:pPr>
             <w:r>
               <w:rPr>
                 <w:sz w:val="18"/>
@@ -3864,6 +4351,9 @@
             </w:tcMar>
           </w:tcPr>
           <w:p>
+            <w:pPr>
+              <w:keepNext w:val="0"/>
+            </w:pPr>
             <w:r>
               <w:rPr>
                 <w:sz w:val="18"/>
@@ -3883,6 +4373,9 @@
             </w:tcMar>
           </w:tcPr>
           <w:p>
+            <w:pPr>
+              <w:keepNext w:val="0"/>
+            </w:pPr>
             <w:r>
               <w:rPr>
                 <w:sz w:val="18"/>
@@ -3907,6 +4400,9 @@
             </w:tcMar>
           </w:tcPr>
           <w:p>
+            <w:pPr>
+              <w:keepNext w:val="0"/>
+            </w:pPr>
             <w:r>
               <w:rPr>
                 <w:sz w:val="18"/>
@@ -3926,6 +4422,9 @@
             </w:tcMar>
           </w:tcPr>
           <w:p>
+            <w:pPr>
+              <w:keepNext w:val="0"/>
+            </w:pPr>
             <w:r>
               <w:rPr>
                 <w:sz w:val="18"/>
@@ -3950,6 +4449,9 @@
             </w:tcMar>
           </w:tcPr>
           <w:p>
+            <w:pPr>
+              <w:keepNext w:val="0"/>
+            </w:pPr>
             <w:r>
               <w:rPr>
                 <w:sz w:val="18"/>
@@ -3969,6 +4471,9 @@
             </w:tcMar>
           </w:tcPr>
           <w:p>
+            <w:pPr>
+              <w:keepNext w:val="0"/>
+            </w:pPr>
             <w:r>
               <w:rPr>
                 <w:sz w:val="18"/>
@@ -4007,6 +4512,7 @@
         <w:trPr>
           <w:tblHeader w:val="true"/>
           <w:cantSplit/>
+          <w:tblHeader/>
         </w:trPr>
         <w:tc>
           <w:tcPr>
@@ -4020,6 +4526,9 @@
             </w:tcMar>
           </w:tcPr>
           <w:p>
+            <w:pPr>
+              <w:keepNext w:val="0"/>
+            </w:pPr>
             <w:r>
               <w:rPr>
                 <w:b/>
@@ -4042,6 +4551,9 @@
             </w:tcMar>
           </w:tcPr>
           <w:p>
+            <w:pPr>
+              <w:keepNext w:val="0"/>
+            </w:pPr>
             <w:r>
               <w:rPr>
                 <w:b/>
@@ -4068,6 +4580,9 @@
             </w:tcMar>
           </w:tcPr>
           <w:p>
+            <w:pPr>
+              <w:keepNext w:val="0"/>
+            </w:pPr>
             <w:r>
               <w:rPr>
                 <w:sz w:val="18"/>
@@ -4087,6 +4602,9 @@
             </w:tcMar>
           </w:tcPr>
           <w:p>
+            <w:pPr>
+              <w:keepNext w:val="0"/>
+            </w:pPr>
             <w:r>
               <w:rPr>
                 <w:sz w:val="18"/>
@@ -4111,6 +4629,9 @@
             </w:tcMar>
           </w:tcPr>
           <w:p>
+            <w:pPr>
+              <w:keepNext w:val="0"/>
+            </w:pPr>
             <w:r>
               <w:rPr>
                 <w:sz w:val="18"/>
@@ -4130,6 +4651,9 @@
             </w:tcMar>
           </w:tcPr>
           <w:p>
+            <w:pPr>
+              <w:keepNext w:val="0"/>
+            </w:pPr>
             <w:r>
               <w:rPr>
                 <w:sz w:val="18"/>
@@ -4154,6 +4678,9 @@
             </w:tcMar>
           </w:tcPr>
           <w:p>
+            <w:pPr>
+              <w:keepNext w:val="0"/>
+            </w:pPr>
             <w:r>
               <w:rPr>
                 <w:sz w:val="18"/>
@@ -4173,6 +4700,9 @@
             </w:tcMar>
           </w:tcPr>
           <w:p>
+            <w:pPr>
+              <w:keepNext w:val="0"/>
+            </w:pPr>
             <w:r>
               <w:rPr>
                 <w:sz w:val="18"/>
@@ -4197,6 +4727,9 @@
             </w:tcMar>
           </w:tcPr>
           <w:p>
+            <w:pPr>
+              <w:keepNext w:val="0"/>
+            </w:pPr>
             <w:r>
               <w:rPr>
                 <w:sz w:val="18"/>
@@ -4216,6 +4749,9 @@
             </w:tcMar>
           </w:tcPr>
           <w:p>
+            <w:pPr>
+              <w:keepNext w:val="0"/>
+            </w:pPr>
             <w:r>
               <w:rPr>
                 <w:sz w:val="18"/>
@@ -4240,6 +4776,9 @@
             </w:tcMar>
           </w:tcPr>
           <w:p>
+            <w:pPr>
+              <w:keepNext w:val="0"/>
+            </w:pPr>
             <w:r>
               <w:rPr>
                 <w:sz w:val="18"/>
@@ -4259,6 +4798,9 @@
             </w:tcMar>
           </w:tcPr>
           <w:p>
+            <w:pPr>
+              <w:keepNext w:val="0"/>
+            </w:pPr>
             <w:r>
               <w:rPr>
                 <w:sz w:val="18"/>
@@ -4283,6 +4825,9 @@
             </w:tcMar>
           </w:tcPr>
           <w:p>
+            <w:pPr>
+              <w:keepNext w:val="0"/>
+            </w:pPr>
             <w:r>
               <w:rPr>
                 <w:sz w:val="18"/>
@@ -4302,6 +4847,9 @@
             </w:tcMar>
           </w:tcPr>
           <w:p>
+            <w:pPr>
+              <w:keepNext w:val="0"/>
+            </w:pPr>
             <w:r>
               <w:rPr>
                 <w:sz w:val="18"/>
@@ -4326,6 +4874,9 @@
             </w:tcMar>
           </w:tcPr>
           <w:p>
+            <w:pPr>
+              <w:keepNext w:val="0"/>
+            </w:pPr>
             <w:r>
               <w:rPr>
                 <w:sz w:val="18"/>
@@ -4345,6 +4896,9 @@
             </w:tcMar>
           </w:tcPr>
           <w:p>
+            <w:pPr>
+              <w:keepNext w:val="0"/>
+            </w:pPr>
             <w:r>
               <w:rPr>
                 <w:sz w:val="18"/>
@@ -4369,6 +4923,9 @@
             </w:tcMar>
           </w:tcPr>
           <w:p>
+            <w:pPr>
+              <w:keepNext w:val="0"/>
+            </w:pPr>
             <w:r>
               <w:rPr>
                 <w:sz w:val="18"/>
@@ -4388,6 +4945,9 @@
             </w:tcMar>
           </w:tcPr>
           <w:p>
+            <w:pPr>
+              <w:keepNext w:val="0"/>
+            </w:pPr>
             <w:r>
               <w:rPr>
                 <w:sz w:val="18"/>
@@ -4412,6 +4972,9 @@
             </w:tcMar>
           </w:tcPr>
           <w:p>
+            <w:pPr>
+              <w:keepNext w:val="0"/>
+            </w:pPr>
             <w:r>
               <w:rPr>
                 <w:sz w:val="18"/>
@@ -4431,6 +4994,9 @@
             </w:tcMar>
           </w:tcPr>
           <w:p>
+            <w:pPr>
+              <w:keepNext w:val="0"/>
+            </w:pPr>
             <w:r>
               <w:rPr>
                 <w:sz w:val="18"/>
@@ -4455,6 +5021,9 @@
             </w:tcMar>
           </w:tcPr>
           <w:p>
+            <w:pPr>
+              <w:keepNext w:val="0"/>
+            </w:pPr>
             <w:r>
               <w:rPr>
                 <w:sz w:val="18"/>
@@ -4474,6 +5043,9 @@
             </w:tcMar>
           </w:tcPr>
           <w:p>
+            <w:pPr>
+              <w:keepNext w:val="0"/>
+            </w:pPr>
             <w:r>
               <w:rPr>
                 <w:sz w:val="18"/>
@@ -4498,6 +5070,9 @@
             </w:tcMar>
           </w:tcPr>
           <w:p>
+            <w:pPr>
+              <w:keepNext w:val="0"/>
+            </w:pPr>
             <w:r>
               <w:rPr>
                 <w:sz w:val="18"/>
@@ -4517,6 +5092,9 @@
             </w:tcMar>
           </w:tcPr>
           <w:p>
+            <w:pPr>
+              <w:keepNext w:val="0"/>
+            </w:pPr>
             <w:r>
               <w:rPr>
                 <w:sz w:val="18"/>
@@ -4541,6 +5119,9 @@
             </w:tcMar>
           </w:tcPr>
           <w:p>
+            <w:pPr>
+              <w:keepNext w:val="0"/>
+            </w:pPr>
             <w:r>
               <w:rPr>
                 <w:sz w:val="18"/>
@@ -4560,6 +5141,9 @@
             </w:tcMar>
           </w:tcPr>
           <w:p>
+            <w:pPr>
+              <w:keepNext w:val="0"/>
+            </w:pPr>
             <w:r>
               <w:rPr>
                 <w:sz w:val="18"/>
@@ -4585,6 +5169,7 @@
     </w:p>
     <w:p>
       <w:pPr>
+        <w:keepNext/>
         <w:jc w:val="center"/>
       </w:pPr>
       <w:r>
@@ -4625,14 +5210,20 @@
     <w:p>
       <w:pPr>
         <w:pStyle w:val="ETISCaption"/>
+        <w:keepNext w:val="0"/>
+        <w:keepLines/>
         <w:jc w:val="center"/>
       </w:pPr>
       <w:r>
         <w:t>Figure 6. Azure resource-group view. The reference deployment keeps ETIS production resources under the dedicated etis-studio-prod resource group, plus platform-managed supporting groups where Azure requires them.</w:t>
       </w:r>
+      <w:r>
+        <w:t xml:space="preserve"> Historical reference figure; current text governs.</w:t>
+      </w:r>
     </w:p>
     <w:p>
       <w:pPr>
+        <w:keepNext/>
         <w:jc w:val="center"/>
       </w:pPr>
       <w:r>
@@ -4673,14 +5264,20 @@
     <w:p>
       <w:pPr>
         <w:pStyle w:val="ETISCaption"/>
+        <w:keepNext w:val="0"/>
+        <w:keepLines/>
         <w:jc w:val="center"/>
       </w:pPr>
       <w:r>
         <w:t>Figure 7. Production resource-group inventory. Key resources include Container Apps, Application Insights, Container Apps Environment, Key Vault, Log Analytics, migration job, alerts/action groups, PostgreSQL, ACR, managed identity, private networking, and supporting resources.</w:t>
       </w:r>
+      <w:r>
+        <w:t xml:space="preserve"> Historical reference figure; current text governs.</w:t>
+      </w:r>
     </w:p>
     <w:p>
       <w:pPr>
+        <w:keepNext/>
         <w:jc w:val="center"/>
       </w:pPr>
       <w:r>
@@ -4721,10 +5318,15 @@
     <w:p>
       <w:pPr>
         <w:pStyle w:val="ETISCaption"/>
+        <w:keepNext w:val="0"/>
+        <w:keepLines/>
         <w:jc w:val="center"/>
       </w:pPr>
       <w:r>
         <w:t>Figure 8. Accepted production topology. External providers remain separate trust boundaries around the managed Azure runtime.</w:t>
+      </w:r>
+      <w:r>
+        <w:t xml:space="preserve"> Historical reference figure; current text governs.</w:t>
       </w:r>
     </w:p>
     <w:p>
@@ -4782,6 +5384,7 @@
     </w:p>
     <w:p>
       <w:pPr>
+        <w:keepNext/>
         <w:jc w:val="center"/>
       </w:pPr>
       <w:r>
@@ -4822,10 +5425,15 @@
     <w:p>
       <w:pPr>
         <w:pStyle w:val="ETISCaption"/>
+        <w:keepNext w:val="0"/>
+        <w:keepLines/>
         <w:jc w:val="center"/>
       </w:pPr>
       <w:r>
         <w:t>Figure 9. Semester production scaling baseline: minimum 1 replica, maximum 5 replicas. Keeping one replica warm avoids scale-to-zero cold starts during normal course operation.</w:t>
+      </w:r>
+      <w:r>
+        <w:t xml:space="preserve"> Historical reference figure; current text governs.</w:t>
       </w:r>
     </w:p>
     <w:tbl>
@@ -4837,6 +5445,10 @@
         <w:gridCol w:w="10166"/>
       </w:tblGrid>
       <w:tr>
+        <w:trPr>
+          <w:tblHeader/>
+          <w:cantSplit/>
+        </w:trPr>
         <w:tc>
           <w:tcPr>
             <w:tcW w:type="dxa" w:w="10166"/>
@@ -4849,6 +5461,9 @@
             </w:tcMar>
           </w:tcPr>
           <w:p>
+            <w:pPr>
+              <w:keepNext w:val="0"/>
+            </w:pPr>
             <w:r>
               <w:rPr>
                 <w:b/>
@@ -4880,6 +5495,7 @@
     </w:p>
     <w:p>
       <w:pPr>
+        <w:keepNext/>
         <w:jc w:val="center"/>
       </w:pPr>
       <w:r>
@@ -4920,10 +5536,15 @@
     <w:p>
       <w:pPr>
         <w:pStyle w:val="ETISCaption"/>
+        <w:keepNext w:val="0"/>
+        <w:keepLines/>
         <w:jc w:val="center"/>
       </w:pPr>
       <w:r>
         <w:t>Figure 10. PostgreSQL Flexible Server overview. Production uses PostgreSQL as the durable system of record; schema lifecycle is controlled by Alembic.</w:t>
+      </w:r>
+      <w:r>
+        <w:t xml:space="preserve"> Historical reference figure; current text governs.</w:t>
       </w:r>
     </w:p>
     <w:p>
@@ -4972,6 +5593,7 @@
     </w:p>
     <w:p>
       <w:pPr>
+        <w:keepNext/>
         <w:jc w:val="center"/>
       </w:pPr>
       <w:r>
@@ -5012,10 +5634,15 @@
     <w:p>
       <w:pPr>
         <w:pStyle w:val="ETISCaption"/>
+        <w:keepNext w:val="0"/>
+        <w:keepLines/>
         <w:jc w:val="center"/>
       </w:pPr>
       <w:r>
         <w:t>Figure 11. Key Vault overview. Document the vault and access model, never secret values.</w:t>
+      </w:r>
+      <w:r>
+        <w:t xml:space="preserve"> Historical reference figure; current text governs.</w:t>
       </w:r>
     </w:p>
     <w:p>
@@ -5077,6 +5704,7 @@
         <w:trPr>
           <w:tblHeader w:val="true"/>
           <w:cantSplit/>
+          <w:tblHeader/>
         </w:trPr>
         <w:tc>
           <w:tcPr>
@@ -5090,6 +5718,9 @@
             </w:tcMar>
           </w:tcPr>
           <w:p>
+            <w:pPr>
+              <w:keepNext w:val="0"/>
+            </w:pPr>
             <w:r>
               <w:rPr>
                 <w:b/>
@@ -5112,6 +5743,9 @@
             </w:tcMar>
           </w:tcPr>
           <w:p>
+            <w:pPr>
+              <w:keepNext w:val="0"/>
+            </w:pPr>
             <w:r>
               <w:rPr>
                 <w:b/>
@@ -5138,6 +5772,9 @@
             </w:tcMar>
           </w:tcPr>
           <w:p>
+            <w:pPr>
+              <w:keepNext w:val="0"/>
+            </w:pPr>
             <w:r>
               <w:rPr>
                 <w:sz w:val="18"/>
@@ -5157,6 +5794,9 @@
             </w:tcMar>
           </w:tcPr>
           <w:p>
+            <w:pPr>
+              <w:keepNext w:val="0"/>
+            </w:pPr>
             <w:r>
               <w:rPr>
                 <w:sz w:val="18"/>
@@ -5181,6 +5821,9 @@
             </w:tcMar>
           </w:tcPr>
           <w:p>
+            <w:pPr>
+              <w:keepNext w:val="0"/>
+            </w:pPr>
             <w:r>
               <w:rPr>
                 <w:sz w:val="18"/>
@@ -5200,6 +5843,9 @@
             </w:tcMar>
           </w:tcPr>
           <w:p>
+            <w:pPr>
+              <w:keepNext w:val="0"/>
+            </w:pPr>
             <w:r>
               <w:rPr>
                 <w:sz w:val="18"/>
@@ -5224,6 +5870,9 @@
             </w:tcMar>
           </w:tcPr>
           <w:p>
+            <w:pPr>
+              <w:keepNext w:val="0"/>
+            </w:pPr>
             <w:r>
               <w:rPr>
                 <w:sz w:val="18"/>
@@ -5243,6 +5892,9 @@
             </w:tcMar>
           </w:tcPr>
           <w:p>
+            <w:pPr>
+              <w:keepNext w:val="0"/>
+            </w:pPr>
             <w:r>
               <w:rPr>
                 <w:sz w:val="18"/>
@@ -5267,6 +5919,9 @@
             </w:tcMar>
           </w:tcPr>
           <w:p>
+            <w:pPr>
+              <w:keepNext w:val="0"/>
+            </w:pPr>
             <w:r>
               <w:rPr>
                 <w:sz w:val="18"/>
@@ -5286,6 +5941,9 @@
             </w:tcMar>
           </w:tcPr>
           <w:p>
+            <w:pPr>
+              <w:keepNext w:val="0"/>
+            </w:pPr>
             <w:r>
               <w:rPr>
                 <w:sz w:val="18"/>
@@ -5310,6 +5968,9 @@
             </w:tcMar>
           </w:tcPr>
           <w:p>
+            <w:pPr>
+              <w:keepNext w:val="0"/>
+            </w:pPr>
             <w:r>
               <w:rPr>
                 <w:sz w:val="18"/>
@@ -5329,6 +5990,9 @@
             </w:tcMar>
           </w:tcPr>
           <w:p>
+            <w:pPr>
+              <w:keepNext w:val="0"/>
+            </w:pPr>
             <w:r>
               <w:rPr>
                 <w:sz w:val="18"/>
@@ -5353,6 +6017,9 @@
             </w:tcMar>
           </w:tcPr>
           <w:p>
+            <w:pPr>
+              <w:keepNext w:val="0"/>
+            </w:pPr>
             <w:r>
               <w:rPr>
                 <w:sz w:val="18"/>
@@ -5372,6 +6039,9 @@
             </w:tcMar>
           </w:tcPr>
           <w:p>
+            <w:pPr>
+              <w:keepNext w:val="0"/>
+            </w:pPr>
             <w:r>
               <w:rPr>
                 <w:sz w:val="18"/>
@@ -5396,6 +6066,9 @@
             </w:tcMar>
           </w:tcPr>
           <w:p>
+            <w:pPr>
+              <w:keepNext w:val="0"/>
+            </w:pPr>
             <w:r>
               <w:rPr>
                 <w:sz w:val="18"/>
@@ -5415,6 +6088,9 @@
             </w:tcMar>
           </w:tcPr>
           <w:p>
+            <w:pPr>
+              <w:keepNext w:val="0"/>
+            </w:pPr>
             <w:r>
               <w:rPr>
                 <w:sz w:val="18"/>
@@ -5439,6 +6115,10 @@
         <w:gridCol w:w="10166"/>
       </w:tblGrid>
       <w:tr>
+        <w:trPr>
+          <w:tblHeader/>
+          <w:cantSplit/>
+        </w:trPr>
         <w:tc>
           <w:tcPr>
             <w:tcW w:type="dxa" w:w="10166"/>
@@ -5451,6 +6131,9 @@
             </w:tcMar>
           </w:tcPr>
           <w:p>
+            <w:pPr>
+              <w:keepNext w:val="0"/>
+            </w:pPr>
             <w:r>
               <w:rPr>
                 <w:b/>
@@ -5573,6 +6256,7 @@
     </w:p>
     <w:p>
       <w:pPr>
+        <w:keepNext/>
         <w:jc w:val="center"/>
       </w:pPr>
       <w:r>
@@ -5613,14 +6297,20 @@
     <w:p>
       <w:pPr>
         <w:pStyle w:val="ETISCaption"/>
+        <w:keepNext w:val="0"/>
+        <w:keepLines/>
         <w:jc w:val="center"/>
       </w:pPr>
       <w:r>
         <w:t>Figure 12. Deploy Azure workflow history. Production deployment is manually dispatched after merge to main.</w:t>
       </w:r>
+      <w:r>
+        <w:t xml:space="preserve"> Historical reference figure; current text governs.</w:t>
+      </w:r>
     </w:p>
     <w:p>
       <w:pPr>
+        <w:keepNext/>
         <w:jc w:val="center"/>
       </w:pPr>
       <w:r>
@@ -5661,10 +6351,15 @@
     <w:p>
       <w:pPr>
         <w:pStyle w:val="ETISCaption"/>
+        <w:keepNext w:val="0"/>
+        <w:keepLines/>
         <w:jc w:val="center"/>
       </w:pPr>
       <w:r>
         <w:t>Figure 13. Successful deployment summary. The workflow first revalidates the selected commit, then deploys production infrastructure and the application.</w:t>
+      </w:r>
+      <w:r>
+        <w:t xml:space="preserve"> Historical reference figure; current text governs.</w:t>
       </w:r>
     </w:p>
     <w:p>
@@ -5681,6 +6376,10 @@
         <w:gridCol w:w="10166"/>
       </w:tblGrid>
       <w:tr>
+        <w:trPr>
+          <w:tblHeader/>
+          <w:cantSplit/>
+        </w:trPr>
         <w:tc>
           <w:tcPr>
             <w:tcW w:type="dxa" w:w="10166"/>
@@ -5693,6 +6392,9 @@
             </w:tcMar>
           </w:tcPr>
           <w:p>
+            <w:pPr>
+              <w:keepNext w:val="0"/>
+            </w:pPr>
             <w:r>
               <w:rPr>
                 <w:b/>
@@ -5771,6 +6473,7 @@
         <w:trPr>
           <w:tblHeader w:val="true"/>
           <w:cantSplit/>
+          <w:tblHeader/>
         </w:trPr>
         <w:tc>
           <w:tcPr>
@@ -5784,6 +6487,9 @@
             </w:tcMar>
           </w:tcPr>
           <w:p>
+            <w:pPr>
+              <w:keepNext w:val="0"/>
+            </w:pPr>
             <w:r>
               <w:rPr>
                 <w:b/>
@@ -5806,6 +6512,9 @@
             </w:tcMar>
           </w:tcPr>
           <w:p>
+            <w:pPr>
+              <w:keepNext w:val="0"/>
+            </w:pPr>
             <w:r>
               <w:rPr>
                 <w:b/>
@@ -5832,6 +6541,9 @@
             </w:tcMar>
           </w:tcPr>
           <w:p>
+            <w:pPr>
+              <w:keepNext w:val="0"/>
+            </w:pPr>
             <w:r>
               <w:rPr>
                 <w:sz w:val="18"/>
@@ -5851,6 +6563,9 @@
             </w:tcMar>
           </w:tcPr>
           <w:p>
+            <w:pPr>
+              <w:keepNext w:val="0"/>
+            </w:pPr>
             <w:r>
               <w:rPr>
                 <w:sz w:val="18"/>
@@ -5875,6 +6590,9 @@
             </w:tcMar>
           </w:tcPr>
           <w:p>
+            <w:pPr>
+              <w:keepNext w:val="0"/>
+            </w:pPr>
             <w:r>
               <w:rPr>
                 <w:sz w:val="18"/>
@@ -5894,6 +6612,9 @@
             </w:tcMar>
           </w:tcPr>
           <w:p>
+            <w:pPr>
+              <w:keepNext w:val="0"/>
+            </w:pPr>
             <w:r>
               <w:rPr>
                 <w:sz w:val="18"/>
@@ -5918,6 +6639,9 @@
             </w:tcMar>
           </w:tcPr>
           <w:p>
+            <w:pPr>
+              <w:keepNext w:val="0"/>
+            </w:pPr>
             <w:r>
               <w:rPr>
                 <w:sz w:val="18"/>
@@ -5937,6 +6661,9 @@
             </w:tcMar>
           </w:tcPr>
           <w:p>
+            <w:pPr>
+              <w:keepNext w:val="0"/>
+            </w:pPr>
             <w:r>
               <w:rPr>
                 <w:sz w:val="18"/>
@@ -5961,6 +6688,9 @@
             </w:tcMar>
           </w:tcPr>
           <w:p>
+            <w:pPr>
+              <w:keepNext w:val="0"/>
+            </w:pPr>
             <w:r>
               <w:rPr>
                 <w:sz w:val="18"/>
@@ -5980,6 +6710,9 @@
             </w:tcMar>
           </w:tcPr>
           <w:p>
+            <w:pPr>
+              <w:keepNext w:val="0"/>
+            </w:pPr>
             <w:r>
               <w:rPr>
                 <w:sz w:val="18"/>
@@ -6004,6 +6737,9 @@
             </w:tcMar>
           </w:tcPr>
           <w:p>
+            <w:pPr>
+              <w:keepNext w:val="0"/>
+            </w:pPr>
             <w:r>
               <w:rPr>
                 <w:sz w:val="18"/>
@@ -6023,6 +6759,9 @@
             </w:tcMar>
           </w:tcPr>
           <w:p>
+            <w:pPr>
+              <w:keepNext w:val="0"/>
+            </w:pPr>
             <w:r>
               <w:rPr>
                 <w:sz w:val="18"/>
@@ -6047,6 +6786,9 @@
             </w:tcMar>
           </w:tcPr>
           <w:p>
+            <w:pPr>
+              <w:keepNext w:val="0"/>
+            </w:pPr>
             <w:r>
               <w:rPr>
                 <w:sz w:val="18"/>
@@ -6066,6 +6808,9 @@
             </w:tcMar>
           </w:tcPr>
           <w:p>
+            <w:pPr>
+              <w:keepNext w:val="0"/>
+            </w:pPr>
             <w:r>
               <w:rPr>
                 <w:sz w:val="18"/>
@@ -6090,6 +6835,9 @@
             </w:tcMar>
           </w:tcPr>
           <w:p>
+            <w:pPr>
+              <w:keepNext w:val="0"/>
+            </w:pPr>
             <w:r>
               <w:rPr>
                 <w:sz w:val="18"/>
@@ -6109,6 +6857,9 @@
             </w:tcMar>
           </w:tcPr>
           <w:p>
+            <w:pPr>
+              <w:keepNext w:val="0"/>
+            </w:pPr>
             <w:r>
               <w:rPr>
                 <w:sz w:val="18"/>
@@ -6133,6 +6884,9 @@
             </w:tcMar>
           </w:tcPr>
           <w:p>
+            <w:pPr>
+              <w:keepNext w:val="0"/>
+            </w:pPr>
             <w:r>
               <w:rPr>
                 <w:sz w:val="18"/>
@@ -6152,6 +6906,9 @@
             </w:tcMar>
           </w:tcPr>
           <w:p>
+            <w:pPr>
+              <w:keepNext w:val="0"/>
+            </w:pPr>
             <w:r>
               <w:rPr>
                 <w:sz w:val="18"/>
@@ -6176,6 +6933,9 @@
             </w:tcMar>
           </w:tcPr>
           <w:p>
+            <w:pPr>
+              <w:keepNext w:val="0"/>
+            </w:pPr>
             <w:r>
               <w:rPr>
                 <w:sz w:val="18"/>
@@ -6195,6 +6955,9 @@
             </w:tcMar>
           </w:tcPr>
           <w:p>
+            <w:pPr>
+              <w:keepNext w:val="0"/>
+            </w:pPr>
             <w:r>
               <w:rPr>
                 <w:sz w:val="18"/>
@@ -6219,6 +6982,9 @@
             </w:tcMar>
           </w:tcPr>
           <w:p>
+            <w:pPr>
+              <w:keepNext w:val="0"/>
+            </w:pPr>
             <w:r>
               <w:rPr>
                 <w:sz w:val="18"/>
@@ -6238,6 +7004,9 @@
             </w:tcMar>
           </w:tcPr>
           <w:p>
+            <w:pPr>
+              <w:keepNext w:val="0"/>
+            </w:pPr>
             <w:r>
               <w:rPr>
                 <w:sz w:val="18"/>
@@ -6255,6 +7024,7 @@
     </w:p>
     <w:p>
       <w:pPr>
+        <w:keepNext/>
         <w:jc w:val="center"/>
       </w:pPr>
       <w:r>
@@ -6295,10 +7065,53 @@
     <w:p>
       <w:pPr>
         <w:pStyle w:val="ETISCaption"/>
+        <w:keepNext w:val="0"/>
+        <w:keepLines/>
         <w:jc w:val="center"/>
       </w:pPr>
       <w:r>
         <w:t>Figure 14. Accepted cost-control posture. Budget alerts notify operators; they do not automatically stop or scale down production.</w:t>
+      </w:r>
+      <w:r>
+        <w:t xml:space="preserve"> Historical reference figure; current text governs.</w:t>
+      </w:r>
+    </w:p>
+    <w:p>
+      <w:pPr>
+        <w:pStyle w:val="Heading2"/>
+      </w:pPr>
+      <w:r>
+        <w:t>Current-release production smoke</w:t>
+      </w:r>
+    </w:p>
+    <w:p>
+      <w:r>
+        <w:t>The Review Room is the conversation home. Engineering Evidence is the saved source notebook. Same-snapshot and newer-saved-snapshot notices explain their relationship; browsing newer saved evidence never changes an active review’s frozen baseline.</w:t>
+      </w:r>
+    </w:p>
+    <w:p>
+      <w:r>
+        <w:t>Inspect cited source opens the attached frozen artifact. Find supporting evidence searches the frozen snapshot for equivalent evidence; it is bounded and not exhaustive. Discuss helps you understand, Challenge tests an interpretation, and Help me resolve this coaches next work. An absent source must not be replaced by a guessed file link.</w:t>
+      </w:r>
+    </w:p>
+    <w:p>
+      <w:r>
+        <w:t>Only authoritative corrected or resolved findings are closed. Confirmed, evidence disputed, accepted risk and deferred findings remain open. Inspecting, searching, recommending and completing a review do not close a finding; work after the snapshot cannot close it on that earlier snapshot.</w:t>
+      </w:r>
+    </w:p>
+    <w:p>
+      <w:r>
+        <w:t>Button-triggered instructions are recorded as review actions, not as words the student wrote. Unsent drafts are preserved and remain private. Optional review context and other concerns stay secondary to the current concern and conversation.</w:t>
+      </w:r>
+    </w:p>
+    <w:p>
+      <w:r>
+        <w:t>In Help, artifact, challenge and exit dialogs, Tab and Shift+Tab stay within the dialog, Escape dismisses through the existing close action, and focus returns to a usable opener. Escape does not finish a review. Closing a pending challenge does not cancel its submitted request.</w:t>
+      </w:r>
+    </w:p>
+    <w:p>
+      <w:r>
+        <w:t>Verify /health version 0.18.0, reasoning_validation_mode legacy, review_planning_mode legacy, and /ready database_connected/migration_current. Record the actual merged SHA, successful workflow URL and image/revision before publication.</w:t>
       </w:r>
     </w:p>
     <w:p>
@@ -6549,6 +7362,7 @@
         <w:trPr>
           <w:tblHeader w:val="true"/>
           <w:cantSplit/>
+          <w:tblHeader/>
         </w:trPr>
         <w:tc>
           <w:tcPr>
@@ -6562,6 +7376,9 @@
             </w:tcMar>
           </w:tcPr>
           <w:p>
+            <w:pPr>
+              <w:keepNext w:val="0"/>
+            </w:pPr>
             <w:r>
               <w:rPr>
                 <w:b/>
@@ -6584,6 +7401,9 @@
             </w:tcMar>
           </w:tcPr>
           <w:p>
+            <w:pPr>
+              <w:keepNext w:val="0"/>
+            </w:pPr>
             <w:r>
               <w:rPr>
                 <w:b/>
@@ -6606,6 +7426,9 @@
             </w:tcMar>
           </w:tcPr>
           <w:p>
+            <w:pPr>
+              <w:keepNext w:val="0"/>
+            </w:pPr>
             <w:r>
               <w:rPr>
                 <w:b/>
@@ -6632,6 +7455,9 @@
             </w:tcMar>
           </w:tcPr>
           <w:p>
+            <w:pPr>
+              <w:keepNext w:val="0"/>
+            </w:pPr>
             <w:r>
               <w:rPr>
                 <w:sz w:val="18"/>
@@ -6651,6 +7477,9 @@
             </w:tcMar>
           </w:tcPr>
           <w:p>
+            <w:pPr>
+              <w:keepNext w:val="0"/>
+            </w:pPr>
             <w:r>
               <w:rPr>
                 <w:sz w:val="18"/>
@@ -6670,6 +7499,9 @@
             </w:tcMar>
           </w:tcPr>
           <w:p>
+            <w:pPr>
+              <w:keepNext w:val="0"/>
+            </w:pPr>
             <w:r>
               <w:rPr>
                 <w:sz w:val="18"/>
@@ -6694,6 +7526,9 @@
             </w:tcMar>
           </w:tcPr>
           <w:p>
+            <w:pPr>
+              <w:keepNext w:val="0"/>
+            </w:pPr>
             <w:r>
               <w:rPr>
                 <w:sz w:val="18"/>
@@ -6713,6 +7548,9 @@
             </w:tcMar>
           </w:tcPr>
           <w:p>
+            <w:pPr>
+              <w:keepNext w:val="0"/>
+            </w:pPr>
             <w:r>
               <w:rPr>
                 <w:sz w:val="18"/>
@@ -6732,6 +7570,9 @@
             </w:tcMar>
           </w:tcPr>
           <w:p>
+            <w:pPr>
+              <w:keepNext w:val="0"/>
+            </w:pPr>
             <w:r>
               <w:rPr>
                 <w:sz w:val="18"/>
@@ -6756,6 +7597,9 @@
             </w:tcMar>
           </w:tcPr>
           <w:p>
+            <w:pPr>
+              <w:keepNext w:val="0"/>
+            </w:pPr>
             <w:r>
               <w:rPr>
                 <w:sz w:val="18"/>
@@ -6775,6 +7619,9 @@
             </w:tcMar>
           </w:tcPr>
           <w:p>
+            <w:pPr>
+              <w:keepNext w:val="0"/>
+            </w:pPr>
             <w:r>
               <w:rPr>
                 <w:sz w:val="18"/>
@@ -6794,6 +7641,9 @@
             </w:tcMar>
           </w:tcPr>
           <w:p>
+            <w:pPr>
+              <w:keepNext w:val="0"/>
+            </w:pPr>
             <w:r>
               <w:rPr>
                 <w:sz w:val="18"/>
@@ -6818,6 +7668,9 @@
             </w:tcMar>
           </w:tcPr>
           <w:p>
+            <w:pPr>
+              <w:keepNext w:val="0"/>
+            </w:pPr>
             <w:r>
               <w:rPr>
                 <w:sz w:val="18"/>
@@ -6837,6 +7690,9 @@
             </w:tcMar>
           </w:tcPr>
           <w:p>
+            <w:pPr>
+              <w:keepNext w:val="0"/>
+            </w:pPr>
             <w:r>
               <w:rPr>
                 <w:sz w:val="18"/>
@@ -6856,6 +7712,9 @@
             </w:tcMar>
           </w:tcPr>
           <w:p>
+            <w:pPr>
+              <w:keepNext w:val="0"/>
+            </w:pPr>
             <w:r>
               <w:rPr>
                 <w:sz w:val="18"/>
@@ -6880,6 +7739,9 @@
             </w:tcMar>
           </w:tcPr>
           <w:p>
+            <w:pPr>
+              <w:keepNext w:val="0"/>
+            </w:pPr>
             <w:r>
               <w:rPr>
                 <w:sz w:val="18"/>
@@ -6899,6 +7761,9 @@
             </w:tcMar>
           </w:tcPr>
           <w:p>
+            <w:pPr>
+              <w:keepNext w:val="0"/>
+            </w:pPr>
             <w:r>
               <w:rPr>
                 <w:sz w:val="18"/>
@@ -6918,6 +7783,9 @@
             </w:tcMar>
           </w:tcPr>
           <w:p>
+            <w:pPr>
+              <w:keepNext w:val="0"/>
+            </w:pPr>
             <w:r>
               <w:rPr>
                 <w:sz w:val="18"/>
@@ -6942,6 +7810,9 @@
             </w:tcMar>
           </w:tcPr>
           <w:p>
+            <w:pPr>
+              <w:keepNext w:val="0"/>
+            </w:pPr>
             <w:r>
               <w:rPr>
                 <w:sz w:val="18"/>
@@ -6961,6 +7832,9 @@
             </w:tcMar>
           </w:tcPr>
           <w:p>
+            <w:pPr>
+              <w:keepNext w:val="0"/>
+            </w:pPr>
             <w:r>
               <w:rPr>
                 <w:sz w:val="18"/>
@@ -6980,6 +7854,9 @@
             </w:tcMar>
           </w:tcPr>
           <w:p>
+            <w:pPr>
+              <w:keepNext w:val="0"/>
+            </w:pPr>
             <w:r>
               <w:rPr>
                 <w:sz w:val="18"/>
@@ -7004,6 +7881,9 @@
             </w:tcMar>
           </w:tcPr>
           <w:p>
+            <w:pPr>
+              <w:keepNext w:val="0"/>
+            </w:pPr>
             <w:r>
               <w:rPr>
                 <w:sz w:val="18"/>
@@ -7023,6 +7903,9 @@
             </w:tcMar>
           </w:tcPr>
           <w:p>
+            <w:pPr>
+              <w:keepNext w:val="0"/>
+            </w:pPr>
             <w:r>
               <w:rPr>
                 <w:sz w:val="18"/>
@@ -7042,6 +7925,9 @@
             </w:tcMar>
           </w:tcPr>
           <w:p>
+            <w:pPr>
+              <w:keepNext w:val="0"/>
+            </w:pPr>
             <w:r>
               <w:rPr>
                 <w:sz w:val="18"/>
@@ -7066,6 +7952,9 @@
             </w:tcMar>
           </w:tcPr>
           <w:p>
+            <w:pPr>
+              <w:keepNext w:val="0"/>
+            </w:pPr>
             <w:r>
               <w:rPr>
                 <w:sz w:val="18"/>
@@ -7085,6 +7974,9 @@
             </w:tcMar>
           </w:tcPr>
           <w:p>
+            <w:pPr>
+              <w:keepNext w:val="0"/>
+            </w:pPr>
             <w:r>
               <w:rPr>
                 <w:sz w:val="18"/>
@@ -7104,6 +7996,9 @@
             </w:tcMar>
           </w:tcPr>
           <w:p>
+            <w:pPr>
+              <w:keepNext w:val="0"/>
+            </w:pPr>
             <w:r>
               <w:rPr>
                 <w:sz w:val="18"/>
@@ -7128,6 +8023,9 @@
             </w:tcMar>
           </w:tcPr>
           <w:p>
+            <w:pPr>
+              <w:keepNext w:val="0"/>
+            </w:pPr>
             <w:r>
               <w:rPr>
                 <w:sz w:val="18"/>
@@ -7147,6 +8045,9 @@
             </w:tcMar>
           </w:tcPr>
           <w:p>
+            <w:pPr>
+              <w:keepNext w:val="0"/>
+            </w:pPr>
             <w:r>
               <w:rPr>
                 <w:sz w:val="18"/>
@@ -7166,6 +8067,9 @@
             </w:tcMar>
           </w:tcPr>
           <w:p>
+            <w:pPr>
+              <w:keepNext w:val="0"/>
+            </w:pPr>
             <w:r>
               <w:rPr>
                 <w:sz w:val="18"/>
@@ -7190,6 +8094,9 @@
             </w:tcMar>
           </w:tcPr>
           <w:p>
+            <w:pPr>
+              <w:keepNext w:val="0"/>
+            </w:pPr>
             <w:r>
               <w:rPr>
                 <w:sz w:val="18"/>
@@ -7209,6 +8116,9 @@
             </w:tcMar>
           </w:tcPr>
           <w:p>
+            <w:pPr>
+              <w:keepNext w:val="0"/>
+            </w:pPr>
             <w:r>
               <w:rPr>
                 <w:sz w:val="18"/>
@@ -7228,6 +8138,9 @@
             </w:tcMar>
           </w:tcPr>
           <w:p>
+            <w:pPr>
+              <w:keepNext w:val="0"/>
+            </w:pPr>
             <w:r>
               <w:rPr>
                 <w:sz w:val="18"/>
@@ -7260,6 +8173,10 @@
         <w:gridCol w:w="10166"/>
       </w:tblGrid>
       <w:tr>
+        <w:trPr>
+          <w:tblHeader/>
+          <w:cantSplit/>
+        </w:trPr>
         <w:tc>
           <w:tcPr>
             <w:tcW w:type="dxa" w:w="10166"/>
@@ -7272,6 +8189,9 @@
             </w:tcMar>
           </w:tcPr>
           <w:p>
+            <w:pPr>
+              <w:keepNext w:val="0"/>
+            </w:pPr>
             <w:r>
               <w:rPr>
                 <w:b/>
@@ -7670,6 +8590,10 @@
         <w:gridCol w:w="10166"/>
       </w:tblGrid>
       <w:tr>
+        <w:trPr>
+          <w:tblHeader/>
+          <w:cantSplit/>
+        </w:trPr>
         <w:tc>
           <w:tcPr>
             <w:tcW w:type="dxa" w:w="10166"/>
@@ -7682,6 +8606,9 @@
             </w:tcMar>
           </w:tcPr>
           <w:p>
+            <w:pPr>
+              <w:keepNext w:val="0"/>
+            </w:pPr>
             <w:r>
               <w:rPr>
                 <w:b/>
@@ -7707,7 +8634,7 @@
       <w:headerReference w:type="default" r:id="rId9"/>
       <w:footerReference w:type="default" r:id="rId10"/>
       <w:pgSz w:w="12240" w:h="15840"/>
-      <w:pgMar w:top="936" w:right="1037" w:bottom="936" w:left="1037" w:header="720" w:footer="720" w:gutter="0"/>
+      <w:pgMar w:top="1512" w:right="1037" w:bottom="1080" w:left="1037" w:header="720" w:footer="504" w:gutter="0"/>
       <w:cols w:space="720"/>
       <w:docGrid w:linePitch="360"/>
     </w:sectPr>
@@ -8511,16 +9438,13 @@
     <w:rsid w:val="00FC693F"/>
     <w:pPr>
       <w:keepNext/>
-      <w:pBdr>
-        <w:bottom w:val="single" w:sz="8" w:space="4" w:color="4F81BD" w:themeColor="accent1"/>
-      </w:pBdr>
       <w:spacing w:after="80" w:line="240" w:lineRule="auto" w:before="160"/>
       <w:contextualSpacing/>
     </w:pPr>
     <w:rPr>
       <w:rFonts w:asciiTheme="majorHAnsi" w:eastAsiaTheme="majorEastAsia" w:hAnsiTheme="majorHAnsi" w:cstheme="majorBidi" w:ascii="Arial" w:hAnsi="Arial"/>
       <w:b/>
-      <w:color w:val="0B1722"/>
+      <w:color w:val="000000"/>
       <w:spacing w:val="5"/>
       <w:kern w:val="28"/>
       <w:sz w:val="56"/>

--- a/docs/manuals/02_ETIS_Engineering_Studio_Installation_and_Administration_Guide.docx
+++ b/docs/manuals/02_ETIS_Engineering_Studio_Installation_and_Administration_Guide.docx
@@ -2014,7 +2014,7 @@
     </w:p>
     <w:p>
       <w:r>
-        <w:t>Production defaults remain legacy reasoning and legacy planning. Shadow validator/planner/selector/realizer evaluation remains internal and does not replace student-visible authority. This release introduces no PR5 authority transfer, database migration or course-model change.</w:t>
+        <w:t>Accepted production uses shadow/shadow evaluation with legacy student-visible authority. Shadow validator/planner/selector/realizer evaluation remains internal and does not replace student-visible authority. This release introduces no PR5 authority transfer, database migration or course-model change.</w:t>
       </w:r>
     </w:p>
     <w:p>
@@ -7111,7 +7111,7 @@
     </w:p>
     <w:p>
       <w:r>
-        <w:t>Verify /health version 0.18.0, reasoning_validation_mode legacy, review_planning_mode legacy, and /ready database_connected/migration_current. Record the actual merged SHA, successful workflow URL and image/revision before publication.</w:t>
+        <w:t>Verify /health version 0.18.0, reasoning_validation_mode shadow, review_planning_mode shadow, and /ready database_connected/migration_current. Record the actual merged SHA, successful workflow URL and image/revision before publication.</w:t>
       </w:r>
     </w:p>
     <w:p>

--- a/docs/manuals/02_ETIS_Engineering_Studio_Installation_and_Administration_Guide.docx
+++ b/docs/manuals/02_ETIS_Engineering_Studio_Installation_and_Administration_Guide.docx
@@ -37,7 +37,7 @@
     </w:p>
     <w:p>
       <w:r>
-        <w:t>v0.18.0 manual edition. Software release candidate; publication follows deployment acceptance.</w:t>
+        <w:t>v0.18.0 release manual edition. Production acceptance has separate source and deployment provenance.</w:t>
       </w:r>
     </w:p>
     <w:tbl>

--- a/docs/manuals/02_ETIS_Engineering_Studio_Installation_and_Administration_Guide.docx
+++ b/docs/manuals/02_ETIS_Engineering_Studio_Installation_and_Administration_Guide.docx
@@ -37,7 +37,7 @@
     </w:p>
     <w:p>
       <w:r>
-        <w:t>v0.18.0 release manual edition. Production acceptance has separate source and deployment provenance.</w:t>
+        <w:t>v0.18.1 candidate manual edition. Local UI validation only; production remains accepted v0.18.0 until protected deployment and human acceptance.</w:t>
       </w:r>
     </w:p>
     <w:tbl>
@@ -8630,6 +8630,71 @@
         <w:spacing w:after="20"/>
       </w:pPr>
     </w:p>
+    <w:p>
+      <w:r>
+        <w:br w:type="page"/>
+      </w:r>
+    </w:p>
+    <w:p>
+      <w:pPr>
+        <w:pStyle w:val="Heading1"/>
+      </w:pPr>
+      <w:r>
+        <w:t>Local UI simulator and deployment guardrails — v0.18.1 candidate</w:t>
+      </w:r>
+    </w:p>
+    <w:p>
+      <w:pPr>
+        <w:pStyle w:val="Heading2"/>
+      </w:pPr>
+      <w:r>
+        <w:t>Local simulator</w:t>
+      </w:r>
+    </w:p>
+    <w:p>
+      <w:r>
+        <w:t>For a synthetic student walkthrough, from the repository root run python3 -u tools/student_ui_simulator.py and open http://127.0.0.1:8766/ . The separate simulator requires no GitHub link, Azure database, or paid model and must not be represented as production data.</w:t>
+      </w:r>
+    </w:p>
+    <w:p>
+      <w:pPr>
+        <w:pStyle w:val="Heading2"/>
+      </w:pPr>
+      <w:r>
+        <w:t>Simulation-only scenarios</w:t>
+      </w:r>
+    </w:p>
+    <w:p>
+      <w:r>
+        <w:t>Use the simulator to seed an older selected review with newer saved Evidence Room evidence, mixed open/finished sessions, long transcripts and failed replies. This validates UI behavior but not real GitHub/Entra/model integration.</w:t>
+      </w:r>
+    </w:p>
+    <w:p>
+      <w:pPr>
+        <w:pStyle w:val="Heading2"/>
+      </w:pPr>
+      <w:r>
+        <w:t>Production release procedure</w:t>
+      </w:r>
+    </w:p>
+    <w:p>
+      <w:r>
+        <w:t>Merge only after branch review and green CI. Dispatch .github/workflows/deploy-azure.yml from the accepted merged commit, explicitly selecting reasoning_validation_mode=shadow and review_planning_mode=shadow because workflow defaults are legacy. Confirm head SHA, /health, /ready, revision and authenticated student smoke. Do not silently change evaluation modes.</w:t>
+      </w:r>
+    </w:p>
+    <w:p>
+      <w:pPr>
+        <w:pStyle w:val="Heading2"/>
+      </w:pPr>
+      <w:r>
+        <w:t>Release boundary</w:t>
+      </w:r>
+    </w:p>
+    <w:p>
+      <w:r>
+        <w:t>The local simulator lives under tools/ and is not packaged by the production API Dockerfile. Normal production student APIs and evaluation authority remain unchanged.</w:t>
+      </w:r>
+    </w:p>
     <w:sectPr>
       <w:headerReference w:type="default" r:id="rId9"/>
       <w:footerReference w:type="default" r:id="rId10"/>
